--- a/data/outputs/v2/General_Science/SS1.3_Nutrition_in_Animals/General_Science_Nutrition_in_Animals_SummaryTable.docx
+++ b/data/outputs/v2/General_Science/SS1.3_Nutrition_in_Animals/General_Science_Nutrition_in_Animals_SummaryTable.docx
@@ -38,6 +38,177 @@
           <w:szCs w:val="22"/>
         </w:rPr>
         <w:t xml:space="preserve">Sub-Strand 1.3: Nutrition in Animals — Teacher Reference (Pre-filled)</w:t>
+      </w:r>
+    </w:p>
+    <w:p>
+      <w:pPr>
+        <w:spacing w:after="80" w:before="120"/>
+      </w:pPr>
+      <w:r>
+        <w:rPr>
+          <w:rFonts w:ascii="Arial" w:cs="Arial" w:eastAsia="Arial" w:hAnsi="Arial"/>
+          <w:b/>
+          <w:bCs/>
+          <w:color w:val="1F3864"/>
+          <w:sz w:val="20"/>
+          <w:szCs w:val="20"/>
+        </w:rPr>
+        <w:t xml:space="preserve">ATTRIBUTION AND LICENSING</w:t>
+      </w:r>
+    </w:p>
+    <w:p>
+      <w:pPr>
+        <w:spacing w:after="60" w:before="0"/>
+      </w:pPr>
+      <w:r>
+        <w:rPr>
+          <w:rFonts w:ascii="Arial" w:cs="Arial" w:eastAsia="Arial" w:hAnsi="Arial"/>
+          <w:b/>
+          <w:bCs/>
+          <w:sz w:val="17"/>
+          <w:szCs w:val="17"/>
+        </w:rPr>
+        <w:t xml:space="preserve">Curriculum Alignment: </w:t>
+      </w:r>
+      <w:r>
+        <w:rPr>
+          <w:rFonts w:ascii="Arial" w:cs="Arial" w:eastAsia="Arial" w:hAnsi="Arial"/>
+          <w:sz w:val="17"/>
+          <w:szCs w:val="17"/>
+        </w:rPr>
+        <w:t xml:space="preserve">Structured in pedagogical alignment with the competence-based curriculum format and learning outcomes established by the Kenya Institute of Curriculum Development (KICD). This material is independently developed and is not officially endorsed or published by KICD.</w:t>
+      </w:r>
+    </w:p>
+    <w:p>
+      <w:pPr>
+        <w:spacing w:after="60" w:before="0"/>
+      </w:pPr>
+      <w:r>
+        <w:rPr>
+          <w:rFonts w:ascii="Arial" w:cs="Arial" w:eastAsia="Arial" w:hAnsi="Arial"/>
+          <w:b/>
+          <w:bCs/>
+          <w:sz w:val="17"/>
+          <w:szCs w:val="17"/>
+        </w:rPr>
+        <w:t xml:space="preserve">Content &amp; Pedagogy: </w:t>
+      </w:r>
+      <w:r>
+        <w:rPr>
+          <w:rFonts w:ascii="Arial" w:cs="Arial" w:eastAsia="Arial" w:hAnsi="Arial"/>
+          <w:sz w:val="17"/>
+          <w:szCs w:val="17"/>
+        </w:rPr>
+        <w:t xml:space="preserve">Developed and adapted by the educator team at SeaVuria (registered 501(c)(3) in the United States and registered NGO in Kenya, No. 872-850A-BF11), who designed the pedagogical framework, lesson templates and exemplar lessons on which this material is based.</w:t>
+      </w:r>
+    </w:p>
+    <w:p>
+      <w:pPr>
+        <w:spacing w:after="60" w:before="0"/>
+      </w:pPr>
+      <w:r>
+        <w:rPr>
+          <w:rFonts w:ascii="Arial" w:cs="Arial" w:eastAsia="Arial" w:hAnsi="Arial"/>
+          <w:b/>
+          <w:bCs/>
+          <w:sz w:val="17"/>
+          <w:szCs w:val="17"/>
+        </w:rPr>
+        <w:t xml:space="preserve">Production &amp; Layout: </w:t>
+      </w:r>
+      <w:r>
+        <w:rPr>
+          <w:rFonts w:ascii="Arial" w:cs="Arial" w:eastAsia="Arial" w:hAnsi="Arial"/>
+          <w:sz w:val="17"/>
+          <w:szCs w:val="17"/>
+        </w:rPr>
+        <w:t xml:space="preserve">Educational design and curriculum sequencing by SeaVuria. Technical layout, structural formatting, and digital optimization/implementation executed in partnership with ARES Education (registered 501(c)(3) in the United States and Canada (as Afretech Aid) and registered NGO in Kenya), with lesson drafting and compilation assisted by AI (Claude, Anthropic).</w:t>
+      </w:r>
+    </w:p>
+    <w:p>
+      <w:pPr>
+        <w:pBdr>
+          <w:bottom w:val="single" w:color="1F3864" w:sz="6" w:space="6"/>
+        </w:pBdr>
+        <w:spacing w:after="60" w:before="0"/>
+      </w:pPr>
+      <w:r>
+        <w:rPr>
+          <w:rFonts w:ascii="Arial" w:cs="Arial" w:eastAsia="Arial" w:hAnsi="Arial"/>
+          <w:b/>
+          <w:bCs/>
+          <w:sz w:val="17"/>
+          <w:szCs w:val="17"/>
+        </w:rPr>
+        <w:t xml:space="preserve">Licensing &amp; Copyright: </w:t>
+      </w:r>
+      <w:r>
+        <w:rPr>
+          <w:rFonts w:ascii="Arial" w:cs="Arial" w:eastAsia="Arial" w:hAnsi="Arial"/>
+          <w:sz w:val="17"/>
+          <w:szCs w:val="17"/>
+        </w:rPr>
+        <w:t xml:space="preserve">© 2026 SeaVuria and ARES. This work is licensed under a </w:t>
+      </w:r>
+      <w:hyperlink w:history="1" r:id="rIdsekitll7hwadps2dzdxxq">
+        <w:r>
+          <w:rPr>
+            <w:rFonts w:ascii="Arial" w:cs="Arial" w:eastAsia="Arial" w:hAnsi="Arial"/>
+            <w:color w:val="1F6B75"/>
+            <w:sz w:val="17"/>
+            <w:szCs w:val="17"/>
+            <w:u w:val="single" w:color="1F6B75"/>
+          </w:rPr>
+          <w:t xml:space="preserve">Creative Commons Attribution-NonCommercial 4.0 International License</w:t>
+        </w:r>
+      </w:hyperlink>
+      <w:r>
+        <w:rPr>
+          <w:rFonts w:ascii="Arial" w:cs="Arial" w:eastAsia="Arial" w:hAnsi="Arial"/>
+          <w:sz w:val="17"/>
+          <w:szCs w:val="17"/>
+        </w:rPr>
+        <w:t xml:space="preserve"> (</w:t>
+      </w:r>
+      <w:hyperlink w:history="1" r:id="rIdestojwvsmcolr-ewkm8ae">
+        <w:r>
+          <w:rPr>
+            <w:rFonts w:ascii="Arial" w:cs="Arial" w:eastAsia="Arial" w:hAnsi="Arial"/>
+            <w:color w:val="1F6B75"/>
+            <w:sz w:val="17"/>
+            <w:szCs w:val="17"/>
+            <w:u w:val="single" w:color="1F6B75"/>
+          </w:rPr>
+          <w:t xml:space="preserve">CC BY-NC 4.0</w:t>
+        </w:r>
+      </w:hyperlink>
+      <w:r>
+        <w:rPr>
+          <w:rFonts w:ascii="Arial" w:cs="Arial" w:eastAsia="Arial" w:hAnsi="Arial"/>
+          <w:sz w:val="17"/>
+          <w:szCs w:val="17"/>
+        </w:rPr>
+        <w:t xml:space="preserve">). To view a copy of this license, visit </w:t>
+      </w:r>
+      <w:hyperlink w:history="1" r:id="rIdhs9dwv88lnbkc-tshm16e">
+        <w:r>
+          <w:rPr>
+            <w:rFonts w:ascii="Arial" w:cs="Arial" w:eastAsia="Arial" w:hAnsi="Arial"/>
+            <w:color w:val="1F6B75"/>
+            <w:sz w:val="17"/>
+            <w:szCs w:val="17"/>
+            <w:u w:val="single" w:color="1F6B75"/>
+          </w:rPr>
+          <w:t xml:space="preserve">https://creativecommons.org/licenses/by-nc/4.0/</w:t>
+        </w:r>
+      </w:hyperlink>
+      <w:r>
+        <w:rPr>
+          <w:rFonts w:ascii="Arial" w:cs="Arial" w:eastAsia="Arial" w:hAnsi="Arial"/>
+          <w:sz w:val="17"/>
+          <w:szCs w:val="17"/>
+        </w:rPr>
+        <w:t xml:space="preserve">. You are free to copy, redistribute, and adapt this material in any medium or format, provided appropriate credit is given and the material is not used for commercial purposes. KICD learning outcomes and curriculum designations reproduced here for alignment purposes remain the property of KICD and are not covered by this license. Linked external resources (e.g. CK-12, Khan Academy, PhET) are subject to their own licenses.</w:t>
       </w:r>
     </w:p>
     <w:p>

--- a/data/outputs/v2/General_Science/SS1.3_Nutrition_in_Animals/General_Science_Nutrition_in_Animals_SummaryTable.docx
+++ b/data/outputs/v2/General_Science/SS1.3_Nutrition_in_Animals/General_Science_Nutrition_in_Animals_SummaryTable.docx
@@ -150,7 +150,7 @@
         </w:rPr>
         <w:t xml:space="preserve">© 2026 SeaVuria and ARES. This work is licensed under a </w:t>
       </w:r>
-      <w:hyperlink w:history="1" r:id="rIdsekitll7hwadps2dzdxxq">
+      <w:hyperlink w:history="1" r:id="rIdyulqlzma6qkivfw0fivuq">
         <w:r>
           <w:rPr>
             <w:rFonts w:ascii="Arial" w:cs="Arial" w:eastAsia="Arial" w:hAnsi="Arial"/>
@@ -170,7 +170,7 @@
         </w:rPr>
         <w:t xml:space="preserve"> (</w:t>
       </w:r>
-      <w:hyperlink w:history="1" r:id="rIdestojwvsmcolr-ewkm8ae">
+      <w:hyperlink w:history="1" r:id="rIda5t0ydtchvhhcvusydmru">
         <w:r>
           <w:rPr>
             <w:rFonts w:ascii="Arial" w:cs="Arial" w:eastAsia="Arial" w:hAnsi="Arial"/>
@@ -190,7 +190,7 @@
         </w:rPr>
         <w:t xml:space="preserve">). To view a copy of this license, visit </w:t>
       </w:r>
-      <w:hyperlink w:history="1" r:id="rIdhs9dwv88lnbkc-tshm16e">
+      <w:hyperlink w:history="1" r:id="rIdgfwvtnpxuvdwhgfbjqdjh">
         <w:r>
           <w:rPr>
             <w:rFonts w:ascii="Arial" w:cs="Arial" w:eastAsia="Arial" w:hAnsi="Arial"/>

--- a/data/outputs/v2/General_Science/SS1.3_Nutrition_in_Animals/General_Science_Nutrition_in_Animals_SummaryTable.docx
+++ b/data/outputs/v2/General_Science/SS1.3_Nutrition_in_Animals/General_Science_Nutrition_in_Animals_SummaryTable.docx
@@ -38,177 +38,6 @@
           <w:szCs w:val="22"/>
         </w:rPr>
         <w:t xml:space="preserve">Sub-Strand 1.3: Nutrition in Animals — Teacher Reference (Pre-filled)</w:t>
-      </w:r>
-    </w:p>
-    <w:p>
-      <w:pPr>
-        <w:spacing w:after="80" w:before="120"/>
-      </w:pPr>
-      <w:r>
-        <w:rPr>
-          <w:rFonts w:ascii="Arial" w:cs="Arial" w:eastAsia="Arial" w:hAnsi="Arial"/>
-          <w:b/>
-          <w:bCs/>
-          <w:color w:val="1F3864"/>
-          <w:sz w:val="20"/>
-          <w:szCs w:val="20"/>
-        </w:rPr>
-        <w:t xml:space="preserve">ATTRIBUTION AND LICENSING</w:t>
-      </w:r>
-    </w:p>
-    <w:p>
-      <w:pPr>
-        <w:spacing w:after="60" w:before="0"/>
-      </w:pPr>
-      <w:r>
-        <w:rPr>
-          <w:rFonts w:ascii="Arial" w:cs="Arial" w:eastAsia="Arial" w:hAnsi="Arial"/>
-          <w:b/>
-          <w:bCs/>
-          <w:sz w:val="17"/>
-          <w:szCs w:val="17"/>
-        </w:rPr>
-        <w:t xml:space="preserve">Curriculum Alignment: </w:t>
-      </w:r>
-      <w:r>
-        <w:rPr>
-          <w:rFonts w:ascii="Arial" w:cs="Arial" w:eastAsia="Arial" w:hAnsi="Arial"/>
-          <w:sz w:val="17"/>
-          <w:szCs w:val="17"/>
-        </w:rPr>
-        <w:t xml:space="preserve">Structured in pedagogical alignment with the competence-based curriculum format and learning outcomes established by the Kenya Institute of Curriculum Development (KICD). This material is independently developed and is not officially endorsed or published by KICD.</w:t>
-      </w:r>
-    </w:p>
-    <w:p>
-      <w:pPr>
-        <w:spacing w:after="60" w:before="0"/>
-      </w:pPr>
-      <w:r>
-        <w:rPr>
-          <w:rFonts w:ascii="Arial" w:cs="Arial" w:eastAsia="Arial" w:hAnsi="Arial"/>
-          <w:b/>
-          <w:bCs/>
-          <w:sz w:val="17"/>
-          <w:szCs w:val="17"/>
-        </w:rPr>
-        <w:t xml:space="preserve">Content &amp; Pedagogy: </w:t>
-      </w:r>
-      <w:r>
-        <w:rPr>
-          <w:rFonts w:ascii="Arial" w:cs="Arial" w:eastAsia="Arial" w:hAnsi="Arial"/>
-          <w:sz w:val="17"/>
-          <w:szCs w:val="17"/>
-        </w:rPr>
-        <w:t xml:space="preserve">Developed and adapted by the educator team at SeaVuria (registered 501(c)(3) in the United States and registered NGO in Kenya, No. 872-850A-BF11), who designed the pedagogical framework, lesson templates and exemplar lessons on which this material is based.</w:t>
-      </w:r>
-    </w:p>
-    <w:p>
-      <w:pPr>
-        <w:spacing w:after="60" w:before="0"/>
-      </w:pPr>
-      <w:r>
-        <w:rPr>
-          <w:rFonts w:ascii="Arial" w:cs="Arial" w:eastAsia="Arial" w:hAnsi="Arial"/>
-          <w:b/>
-          <w:bCs/>
-          <w:sz w:val="17"/>
-          <w:szCs w:val="17"/>
-        </w:rPr>
-        <w:t xml:space="preserve">Production &amp; Layout: </w:t>
-      </w:r>
-      <w:r>
-        <w:rPr>
-          <w:rFonts w:ascii="Arial" w:cs="Arial" w:eastAsia="Arial" w:hAnsi="Arial"/>
-          <w:sz w:val="17"/>
-          <w:szCs w:val="17"/>
-        </w:rPr>
-        <w:t xml:space="preserve">Educational design and curriculum sequencing by SeaVuria. Technical layout, structural formatting, and digital optimization/implementation executed in partnership with ARES Education (registered 501(c)(3) in the United States and Canada (as Afretech Aid) and registered NGO in Kenya), with lesson drafting and compilation assisted by AI (Claude, Anthropic).</w:t>
-      </w:r>
-    </w:p>
-    <w:p>
-      <w:pPr>
-        <w:pBdr>
-          <w:bottom w:val="single" w:color="1F3864" w:sz="6" w:space="6"/>
-        </w:pBdr>
-        <w:spacing w:after="60" w:before="0"/>
-      </w:pPr>
-      <w:r>
-        <w:rPr>
-          <w:rFonts w:ascii="Arial" w:cs="Arial" w:eastAsia="Arial" w:hAnsi="Arial"/>
-          <w:b/>
-          <w:bCs/>
-          <w:sz w:val="17"/>
-          <w:szCs w:val="17"/>
-        </w:rPr>
-        <w:t xml:space="preserve">Licensing &amp; Copyright: </w:t>
-      </w:r>
-      <w:r>
-        <w:rPr>
-          <w:rFonts w:ascii="Arial" w:cs="Arial" w:eastAsia="Arial" w:hAnsi="Arial"/>
-          <w:sz w:val="17"/>
-          <w:szCs w:val="17"/>
-        </w:rPr>
-        <w:t xml:space="preserve">© 2026 SeaVuria and ARES. This work is licensed under a </w:t>
-      </w:r>
-      <w:hyperlink w:history="1" r:id="rIdyulqlzma6qkivfw0fivuq">
-        <w:r>
-          <w:rPr>
-            <w:rFonts w:ascii="Arial" w:cs="Arial" w:eastAsia="Arial" w:hAnsi="Arial"/>
-            <w:color w:val="1F6B75"/>
-            <w:sz w:val="17"/>
-            <w:szCs w:val="17"/>
-            <w:u w:val="single" w:color="1F6B75"/>
-          </w:rPr>
-          <w:t xml:space="preserve">Creative Commons Attribution-NonCommercial 4.0 International License</w:t>
-        </w:r>
-      </w:hyperlink>
-      <w:r>
-        <w:rPr>
-          <w:rFonts w:ascii="Arial" w:cs="Arial" w:eastAsia="Arial" w:hAnsi="Arial"/>
-          <w:sz w:val="17"/>
-          <w:szCs w:val="17"/>
-        </w:rPr>
-        <w:t xml:space="preserve"> (</w:t>
-      </w:r>
-      <w:hyperlink w:history="1" r:id="rIda5t0ydtchvhhcvusydmru">
-        <w:r>
-          <w:rPr>
-            <w:rFonts w:ascii="Arial" w:cs="Arial" w:eastAsia="Arial" w:hAnsi="Arial"/>
-            <w:color w:val="1F6B75"/>
-            <w:sz w:val="17"/>
-            <w:szCs w:val="17"/>
-            <w:u w:val="single" w:color="1F6B75"/>
-          </w:rPr>
-          <w:t xml:space="preserve">CC BY-NC 4.0</w:t>
-        </w:r>
-      </w:hyperlink>
-      <w:r>
-        <w:rPr>
-          <w:rFonts w:ascii="Arial" w:cs="Arial" w:eastAsia="Arial" w:hAnsi="Arial"/>
-          <w:sz w:val="17"/>
-          <w:szCs w:val="17"/>
-        </w:rPr>
-        <w:t xml:space="preserve">). To view a copy of this license, visit </w:t>
-      </w:r>
-      <w:hyperlink w:history="1" r:id="rIdgfwvtnpxuvdwhgfbjqdjh">
-        <w:r>
-          <w:rPr>
-            <w:rFonts w:ascii="Arial" w:cs="Arial" w:eastAsia="Arial" w:hAnsi="Arial"/>
-            <w:color w:val="1F6B75"/>
-            <w:sz w:val="17"/>
-            <w:szCs w:val="17"/>
-            <w:u w:val="single" w:color="1F6B75"/>
-          </w:rPr>
-          <w:t xml:space="preserve">https://creativecommons.org/licenses/by-nc/4.0/</w:t>
-        </w:r>
-      </w:hyperlink>
-      <w:r>
-        <w:rPr>
-          <w:rFonts w:ascii="Arial" w:cs="Arial" w:eastAsia="Arial" w:hAnsi="Arial"/>
-          <w:sz w:val="17"/>
-          <w:szCs w:val="17"/>
-        </w:rPr>
-        <w:t xml:space="preserve">. You are free to copy, redistribute, and adapt this material in any medium or format, provided appropriate credit is given and the material is not used for commercial purposes. KICD learning outcomes and curriculum designations reproduced here for alignment purposes remain the property of KICD and are not covered by this license. Linked external resources (e.g. CK-12, Khan Academy, PhET) are subject to their own licenses.</w:t>
       </w:r>
     </w:p>
     <w:p>
@@ -1848,6 +1677,185 @@
         </w:tc>
       </w:tr>
     </w:tbl>
+    <w:p>
+      <w:pPr>
+        <w:spacing w:after="120"/>
+      </w:pPr>
+      <w:r>
+        <w:t xml:space="preserve"/>
+      </w:r>
+    </w:p>
+    <w:p>
+      <w:pPr>
+        <w:spacing w:after="80" w:before="120"/>
+      </w:pPr>
+      <w:r>
+        <w:rPr>
+          <w:rFonts w:ascii="Arial" w:cs="Arial" w:eastAsia="Arial" w:hAnsi="Arial"/>
+          <w:b/>
+          <w:bCs/>
+          <w:color w:val="1F3864"/>
+          <w:sz w:val="20"/>
+          <w:szCs w:val="20"/>
+        </w:rPr>
+        <w:t xml:space="preserve">ATTRIBUTION AND LICENSING</w:t>
+      </w:r>
+    </w:p>
+    <w:p>
+      <w:pPr>
+        <w:spacing w:after="60" w:before="0"/>
+      </w:pPr>
+      <w:r>
+        <w:rPr>
+          <w:rFonts w:ascii="Arial" w:cs="Arial" w:eastAsia="Arial" w:hAnsi="Arial"/>
+          <w:b/>
+          <w:bCs/>
+          <w:sz w:val="17"/>
+          <w:szCs w:val="17"/>
+        </w:rPr>
+        <w:t xml:space="preserve">Curriculum Alignment: </w:t>
+      </w:r>
+      <w:r>
+        <w:rPr>
+          <w:rFonts w:ascii="Arial" w:cs="Arial" w:eastAsia="Arial" w:hAnsi="Arial"/>
+          <w:sz w:val="17"/>
+          <w:szCs w:val="17"/>
+        </w:rPr>
+        <w:t xml:space="preserve">Structured in pedagogical alignment with the competence-based curriculum format and learning outcomes established by the Kenya Institute of Curriculum Development (KICD). This material is independently developed and is not officially endorsed or published by KICD.</w:t>
+      </w:r>
+    </w:p>
+    <w:p>
+      <w:pPr>
+        <w:spacing w:after="60" w:before="0"/>
+      </w:pPr>
+      <w:r>
+        <w:rPr>
+          <w:rFonts w:ascii="Arial" w:cs="Arial" w:eastAsia="Arial" w:hAnsi="Arial"/>
+          <w:b/>
+          <w:bCs/>
+          <w:sz w:val="17"/>
+          <w:szCs w:val="17"/>
+        </w:rPr>
+        <w:t xml:space="preserve">Content &amp; Pedagogy: </w:t>
+      </w:r>
+      <w:r>
+        <w:rPr>
+          <w:rFonts w:ascii="Arial" w:cs="Arial" w:eastAsia="Arial" w:hAnsi="Arial"/>
+          <w:sz w:val="17"/>
+          <w:szCs w:val="17"/>
+        </w:rPr>
+        <w:t xml:space="preserve">Developed and adapted by the educator team at SeaVuria (registered 501(c)(3) in the United States and registered NGO in Kenya, No. 872-850A-BF11), who designed the pedagogical framework, lesson templates and exemplar lessons on which this material is based.</w:t>
+      </w:r>
+    </w:p>
+    <w:p>
+      <w:pPr>
+        <w:spacing w:after="60" w:before="0"/>
+      </w:pPr>
+      <w:r>
+        <w:rPr>
+          <w:rFonts w:ascii="Arial" w:cs="Arial" w:eastAsia="Arial" w:hAnsi="Arial"/>
+          <w:b/>
+          <w:bCs/>
+          <w:sz w:val="17"/>
+          <w:szCs w:val="17"/>
+        </w:rPr>
+        <w:t xml:space="preserve">Production &amp; Layout: </w:t>
+      </w:r>
+      <w:r>
+        <w:rPr>
+          <w:rFonts w:ascii="Arial" w:cs="Arial" w:eastAsia="Arial" w:hAnsi="Arial"/>
+          <w:sz w:val="17"/>
+          <w:szCs w:val="17"/>
+        </w:rPr>
+        <w:t xml:space="preserve">Educational design and curriculum sequencing by SeaVuria. Technical layout, structural formatting, and digital optimization/implementation executed in partnership with ARES Education (registered 501(c)(3) in the United States and Canada (as Afretech Aid) and registered NGO in Kenya), with lesson drafting and compilation assisted by AI (Claude, Anthropic).</w:t>
+      </w:r>
+    </w:p>
+    <w:p>
+      <w:pPr>
+        <w:pBdr>
+          <w:bottom w:val="single" w:color="1F3864" w:sz="6" w:space="6"/>
+        </w:pBdr>
+        <w:spacing w:after="60" w:before="0"/>
+      </w:pPr>
+      <w:r>
+        <w:rPr>
+          <w:rFonts w:ascii="Arial" w:cs="Arial" w:eastAsia="Arial" w:hAnsi="Arial"/>
+          <w:b/>
+          <w:bCs/>
+          <w:sz w:val="17"/>
+          <w:szCs w:val="17"/>
+        </w:rPr>
+        <w:t xml:space="preserve">Licensing &amp; Copyright: </w:t>
+      </w:r>
+      <w:r>
+        <w:rPr>
+          <w:rFonts w:ascii="Arial" w:cs="Arial" w:eastAsia="Arial" w:hAnsi="Arial"/>
+          <w:sz w:val="17"/>
+          <w:szCs w:val="17"/>
+        </w:rPr>
+        <w:t xml:space="preserve">© 2026 SeaVuria and ARES. This work is licensed under a </w:t>
+      </w:r>
+      <w:hyperlink w:history="1" r:id="rIdrsxjnx9n0nrlccbpjfa_4">
+        <w:r>
+          <w:rPr>
+            <w:rFonts w:ascii="Arial" w:cs="Arial" w:eastAsia="Arial" w:hAnsi="Arial"/>
+            <w:color w:val="1F6B75"/>
+            <w:sz w:val="17"/>
+            <w:szCs w:val="17"/>
+            <w:u w:val="single" w:color="1F6B75"/>
+          </w:rPr>
+          <w:t xml:space="preserve">Creative Commons Attribution-NonCommercial 4.0 International License</w:t>
+        </w:r>
+      </w:hyperlink>
+      <w:r>
+        <w:rPr>
+          <w:rFonts w:ascii="Arial" w:cs="Arial" w:eastAsia="Arial" w:hAnsi="Arial"/>
+          <w:sz w:val="17"/>
+          <w:szCs w:val="17"/>
+        </w:rPr>
+        <w:t xml:space="preserve"> (</w:t>
+      </w:r>
+      <w:hyperlink w:history="1" r:id="rId3y4fehga0_u8-1um-r2qh">
+        <w:r>
+          <w:rPr>
+            <w:rFonts w:ascii="Arial" w:cs="Arial" w:eastAsia="Arial" w:hAnsi="Arial"/>
+            <w:color w:val="1F6B75"/>
+            <w:sz w:val="17"/>
+            <w:szCs w:val="17"/>
+            <w:u w:val="single" w:color="1F6B75"/>
+          </w:rPr>
+          <w:t xml:space="preserve">CC BY-NC 4.0</w:t>
+        </w:r>
+      </w:hyperlink>
+      <w:r>
+        <w:rPr>
+          <w:rFonts w:ascii="Arial" w:cs="Arial" w:eastAsia="Arial" w:hAnsi="Arial"/>
+          <w:sz w:val="17"/>
+          <w:szCs w:val="17"/>
+        </w:rPr>
+        <w:t xml:space="preserve">). To view a copy of this license, visit </w:t>
+      </w:r>
+      <w:hyperlink w:history="1" r:id="rId9g2k5j25banspmvxwczvv">
+        <w:r>
+          <w:rPr>
+            <w:rFonts w:ascii="Arial" w:cs="Arial" w:eastAsia="Arial" w:hAnsi="Arial"/>
+            <w:color w:val="1F6B75"/>
+            <w:sz w:val="17"/>
+            <w:szCs w:val="17"/>
+            <w:u w:val="single" w:color="1F6B75"/>
+          </w:rPr>
+          <w:t xml:space="preserve">https://creativecommons.org/licenses/by-nc/4.0/</w:t>
+        </w:r>
+      </w:hyperlink>
+      <w:r>
+        <w:rPr>
+          <w:rFonts w:ascii="Arial" w:cs="Arial" w:eastAsia="Arial" w:hAnsi="Arial"/>
+          <w:sz w:val="17"/>
+          <w:szCs w:val="17"/>
+        </w:rPr>
+        <w:t xml:space="preserve">. You are free to copy, redistribute, and adapt this material in any medium or format, provided appropriate credit is given and the material is not used for commercial purposes. KICD learning outcomes and curriculum designations reproduced here for alignment purposes remain the property of KICD and are not covered by this license. Linked external resources (e.g. CK-12, Khan Academy, PhET) are subject to their own licenses.</w:t>
+      </w:r>
+    </w:p>
     <w:sectPr>
       <w:pgSz w:w="15840" w:h="12240" w:orient="landscape"/>
       <w:pgMar w:top="1080" w:right="1080" w:bottom="1080" w:left="1080" w:header="708" w:footer="708" w:gutter="0"/>

--- a/data/outputs/v2/General_Science/SS1.3_Nutrition_in_Animals/General_Science_Nutrition_in_Animals_SummaryTable.docx
+++ b/data/outputs/v2/General_Science/SS1.3_Nutrition_in_Animals/General_Science_Nutrition_in_Animals_SummaryTable.docx
@@ -564,7 +564,7 @@
                 <w:sz w:val="18"/>
                 <w:szCs w:val="18"/>
               </w:rPr>
-              <w:t xml:space="preserve">Teacher presents the anchoring phenomenon: a plate of ugali, sukuma wiki, and a piece of nyama choma. Learners observe the meal and are asked, 'What happens to this food from the moment it enters your mouth until your body uses it?' Students record initial observations about the meal's physical properties — texture of ugali (starchy, dense), fibrous structure of sukuma wiki, and protein-rich meat. Teacher facilitates a KWL-style elicitation using sticky notes on the Driving Question Board (DQB), sorting learner ideas into 'We think we know,' 'We're not sure,' and 'We wonder.' Key observable tensions surfaced: food is solid but blood is liquid — so how does solid ugali become usable energy?</w:t>
+              <w:t xml:space="preserve">Learners observed a standard Kenyan school lunch (ugali, sukuma wiki, nyama choma) and noticed that three visibly different types of matter — starchy, fibrous, and protein-rich — enter the digestive system yet are all processed by the same body. They recorded specific anomalies: the body's apparent 'knowledge' of which digestive chemical to deploy, the different digestion times for starch versus protein, and the mystery of why the stomach does not digest itself.</w:t>
             </w:r>
           </w:p>
         </w:tc>
@@ -596,7 +596,7 @@
                 <w:sz w:val="18"/>
                 <w:szCs w:val="18"/>
               </w:rPr>
-              <w:t xml:space="preserve">Learners surface and organise prior knowledge about digestion, distinguishing confident knowledge from uncertain hunches and genuine gaps. They identify that the body must somehow transform food into a usable form, and that this transformation involves multiple body parts. They recognise that different nutrients (starch in ugali, protein in meat, vitamins in sukuma wiki) may be processed differently. The DQB is populated for the first time, establishing the unit's central questions. Teacher note: Do not correct misconceptions at this stage — catalogue them. Common Kenyan learner misconceptions to watch for include: 'food goes directly to blood,' 'the stomach does all the digestion,' and 'ugali gives you energy immediately after eating.'</w:t>
+              <w:t xml:space="preserve">Learners surfaced and organised their prior knowledge about digestion, distinguishing confident knowledge from uncertain hunches and genuine ignorance. They identified the major regions of the digestive system from memory, recognised that ugali is primarily starch, sukuma wiki is primarily fibre and vitamins, and nyama choma is primarily protein, and formulated at least one personal investigation question that they will pursue across the unit.</w:t>
             </w:r>
           </w:p>
         </w:tc>
@@ -628,7 +628,7 @@
                 <w:sz w:val="18"/>
                 <w:szCs w:val="18"/>
               </w:rPr>
-              <w:t xml:space="preserve">The anchoring phenomenon (the Kenyan meal) is intentionally chosen because every learner has eaten ugali, sukuma wiki, and nyama choma. This personal relevance lowers affective barriers and activates prior schema. The lesson establishes the unit's explanatory target: the digestive system must be structurally and chemically adapted to transform solid, complex food molecules into small, soluble molecules that can enter the bloodstream. The gap between 'solid ugali' and 'usable glucose in blood cells' is the productive tension that drives all eight lessons. Teacher note: Emphasise to learners that not knowing is the starting point of science — reference Kenyan biochemist Prof. Miriam Were's work on evidence-based health practice as a model of scientific humility.</w:t>
+              <w:t xml:space="preserve">This lesson does not yet explain the phenomenon — it deliberately opens the puzzle. Learners' Draft 1 Food Journey Maps represent their current incomplete model of digestion. The three anomalies posed by the teacher have created cognitive dissonance that makes the rest of the unit's investigation necessary and motivating. The Driving Question Board now anchors all future learning to the central question: how is the human digestive system adapted to break down and absorb the nutrients in a typical Kenyan meal — and what happens when those adaptations fail?</w:t>
             </w:r>
           </w:p>
         </w:tc>
@@ -713,7 +713,7 @@
                 <w:sz w:val="18"/>
                 <w:szCs w:val="18"/>
               </w:rPr>
-              <w:t xml:space="preserve">Teacher demonstrates two parallel processes using tangible analogies: (1) tearing a chapati by hand (mechanical — changes size and shape, not chemical identity) versus (2) adding vinegar to baking soda (chemical — produces a new substance). Learners then observe a short video or diagram showing teeth grinding maize-based ugali and stomach churning. A second observation involves iodine solution turning blue-black on a piece of ugali (confirming starch) and remaining amber on a piece of already-digested starch solution — showing that chemical digestion changes the molecule itself. Teacher asks: 'Which process changes WHAT the food is, and which only changes HOW BIG it is?'</w:t>
+              <w:t xml:space="preserve">Learners observed (via animation) food being physically crushed and mixed by teeth, tongue, and stomach muscles, and (via the Mandazi Moment — chewing their own piece of mandazi for 60 seconds) that the taste of a starchy food changes from bland to slightly sweet, providing direct sensory evidence that a chemical change occurs in the mouth.</w:t>
             </w:r>
           </w:p>
         </w:tc>
@@ -745,7 +745,7 @@
                 <w:sz w:val="18"/>
                 <w:szCs w:val="18"/>
               </w:rPr>
-              <w:t xml:space="preserve">Mechanical digestion physically breaks food into smaller pieces — increasing surface area — without changing the chemical nature of the molecules. It is performed by teeth (incisors cut, molars grind ugali and meat), the tongue (shapes the bolus), and stomach muscles (churning). Chemical digestion uses enzymes and acids to break covalent bonds, converting large insoluble molecules into small soluble ones: starch → maltose → glucose; protein → amino acids; fats → fatty acids + glycerol. Both processes are necessary and complementary: mechanical digestion increases surface area so enzymes can work faster. Teacher note: Use the analogy of a panga (machete) cutting a large piece of nyama choma into smaller pieces (mechanical) versus marinating the meat to tenderise it chemically.</w:t>
+              <w:t xml:space="preserve">The body uses two distinct strategies to break down food: mechanical digestion (physical breakdown by teeth, tongue, and stomach churning — changes the size and shape of food but not its chemical identity) and chemical digestion (breakdown of food molecules by specific enzymes — salivary amylase in the mouth acts on starch, and pepsin with HCl in the stomach acts on protein). Each enzyme acts on a specific type of food molecule.</w:t>
             </w:r>
           </w:p>
         </w:tc>
@@ -777,7 +777,7 @@
                 <w:sz w:val="18"/>
                 <w:szCs w:val="18"/>
               </w:rPr>
-              <w:t xml:space="preserve">The distinction between mechanical and chemical digestion explains a key adaptation of the digestive system: teeth are mechanically shaped to maximise surface area exposure (incisors for cutting githeri beans, molars for grinding ugali), while enzyme specificity ensures each nutrient type is broken down by the correct catalyst. This lesson directly addresses the DQB question 'Does the stomach do all the work?' — establishing that digestion is a multi-organ, multi-strategy process. Learners update the DQB, replacing vague ideas with precise distinctions. Teacher note: Cold-call at least 4 learners to explain in their own words why increasing surface area speeds up chemical digestion — wait 10 seconds after posing the question before accepting responses.</w:t>
+              <w:t xml:space="preserve">This explains part of the ugali-sukuma wiki puzzle: the ugali (starch) begins to change chemically the moment it enters the mouth because salivary amylase is already present and specific to starch — which is why it tastes sweet after chewing. The nyama choma (protein) does not taste different in the mouth because amylase cannot act on protein. A new, deeper part of the puzzle is now exposed: if pepsin in the stomach dissolves protein, why doesn't the stomach dissolve its own protein-rich walls?</w:t>
             </w:r>
           </w:p>
         </w:tc>
@@ -862,7 +862,7 @@
                 <w:sz w:val="18"/>
                 <w:szCs w:val="18"/>
               </w:rPr>
-              <w:t xml:space="preserve">Teacher guides learners through a region-by-region mapping activity using a large labelled diagram of the alimentary canal. For each region, learners record: the enzyme(s) present, the substrate acted upon, and the product formed. Key observations: salivary amylase is active in the mouth (pH ~7) and breaks starch in ugali into maltose; pepsin is active in the stomach (pH ~2) and begins protein digestion of nyama choma; pancreatic amylase, lipase, and proteases act in the small intestine. Learners observe a pH-indicator demonstration showing that stomach acid denatures salivary amylase — establishing that enzyme activity is region- and pH-dependent. Teacher asks: 'Why does the body need different enzymes in different regions, rather than one universal enzyme?'</w:t>
+              <w:t xml:space="preserve">Using Kenya Education Cloud resources and printed resource sheets, learners researched the specific enzymes active in each region of the alimentary canal and recorded their findings in region-by-region enzyme summary charts. They observed that different enzymes are produced by different glands/organs (salivary glands, gastric glands, pancreas, intestinal glands), that each enzyme acts on a specific substrate (starch, protein, or fat), and that the number and variety of enzymes increases dramatically from mouth to small intestine.</w:t>
             </w:r>
           </w:p>
         </w:tc>
@@ -894,7 +894,7 @@
                 <w:sz w:val="18"/>
                 <w:szCs w:val="18"/>
               </w:rPr>
-              <w:t xml:space="preserve">Enzymes are biological catalysts that are substrate-specific and pH-dependent. The alimentary canal is divided into functional regions, each with an optimised chemical environment: mouth (amylase, pH 7); stomach (pepsin + HCl, pH 1.5–2); small intestine (pancreatic amylase, lipase, peptidases, pH 7–8, aided by bile from the liver which emulsifies fats from nyama choma). Each enzyme has an active site complementary only to its specific substrate — the lock-and-key model. Denaturation (e.g., pepsin denaturing salivary amylase in the stomach) is an irreversible structural change caused by extreme pH or temperature. Teacher note: Emphasise that bile is NOT an enzyme — it is an emulsifier that increases fat surface area for lipase action. This is a high-frequency exam misconception.</w:t>
+              <w:t xml:space="preserve">The body deploys a precise, region-specific chemical toolkit to digest different food types: salivary amylase begins starch digestion in the mouth; pepsin and rennin break down proteins in the acidic stomach environment; and the small intestine receives pancreatic amylase, lipase, and trypsin from the pancreas, plus peptidases from the intestinal lining itself, completing the digestion of all three macronutrients. Each enzyme is specific to its substrate — salivary amylase cannot digest protein, and pepsin cannot digest starch. This enzyme specificity is a key adaptation of the digestive system.</w:t>
             </w:r>
           </w:p>
         </w:tc>
@@ -926,7 +926,7 @@
                 <w:sz w:val="18"/>
                 <w:szCs w:val="18"/>
               </w:rPr>
-              <w:t xml:space="preserve">The region-specific deployment of enzymes explains a critical adaptation: the digestive system is not a single uniform tube but a series of specialised micro-environments, each optimised for a specific chemical reaction. This directly answers the DQB sub-question 'Why does food take so long to digest?' — because multiple sequential enzyme reactions must occur in specific order and location. The starch in ugali must be partially broken down by salivary amylase in the mouth before pancreatic amylase completes the process in the small intestine; neither enzyme alone is sufficient. Learners update the DQB with the new mechanistic explanation. Teacher note: Ask learners to predict what would happen to protein digestion if a person produced no stomach acid — wait 15 seconds, then cold-call 3 learners before explaining.</w:t>
+              <w:t xml:space="preserve">This explains the first major puzzle from the anchoring phenomenon: the body does NOT release one general-purpose chemical into the digestive system. Instead, it 'knows' which chemical to deploy at each stage because specific enzymes are produced by specific glands and secreted only at specific locations along the alimentary canal. The ugali's starch, the nyama choma's protein, and the sukuma wiki's fats are each handled by different enzymes in different regions — this regional chemical specialisation is the body's solution to the challenge of digesting a complex, mixed Kenyan meal.</w:t>
             </w:r>
           </w:p>
         </w:tc>
@@ -979,7 +979,7 @@
                 <w:sz w:val="18"/>
                 <w:szCs w:val="18"/>
               </w:rPr>
-              <w:t xml:space="preserve">Lesson 4</w:t>
+              <w:t xml:space="preserve">Food Tests Practical Part 1 — Detecting Starch and Reducing Sugars in Kenyan Foods</w:t>
             </w:r>
           </w:p>
         </w:tc>
@@ -1011,7 +1011,7 @@
                 <w:sz w:val="18"/>
                 <w:szCs w:val="18"/>
               </w:rPr>
-              <w:t xml:space="preserve">Teacher facilitates a Food Tests Practical (Part 1) focused on detecting starch and reducing sugars in components of the Kenyan meal. Learners test samples of ugali solution (starch-rich), diluted honey (glucose-rich), and sukuma wiki extract using iodine solution and Benedict's reagent respectively. Observations recorded: iodine turns blue-black in the presence of ugali extract (confirming starch); Benedict's reagent turns from blue to brick-red/orange when heated with a glucose-containing sample (confirming reducing sugars). Learners also test a post-digestion ugali sample (amylase-treated) with iodine — iodine does NOT turn blue-black, confirming starch has been broken down. Teacher asks: 'What does the colour change tell us about what is present — and what does the absence of a colour change tell us?'</w:t>
+              <w:t xml:space="preserve">Learners observed that ugali (both cooked and raw maize flour) turned blue-black with iodine solution, confirming the presence of starch; that ripe banana and glucose solution turned brick-red with Benedict reagent, confirming reducing sugars; and that sukuma wiki extract gave weak or negative results for both tests, which raised a new question about what nutrients sukuma wiki actually provides.</w:t>
             </w:r>
           </w:p>
         </w:tc>
@@ -1043,7 +1043,7 @@
                 <w:sz w:val="18"/>
                 <w:szCs w:val="18"/>
               </w:rPr>
-              <w:t xml:space="preserve">Iodine solution (iodine in potassium iodide) is a test for starch: a blue-black colour indicates starch is present; amber/yellow indicates starch is absent. Benedict's reagent tests for reducing sugars (including glucose and maltose): a colour change from blue → green → yellow → orange → brick-red indicates increasing concentrations of reducing sugar; no colour change (remains blue) indicates no reducing sugar. These chemical tests provide indirect evidence of digestion: if starch disappears and reducing sugars appear in the same sample after amylase treatment, digestion has occurred. Teacher note: Ensure learners understand that Benedict's test requires heating in a water bath — cold-calling on safety procedures (e.g., 'What hazard does the water bath present and how do we manage it?') reinforces STEM safety competencies mandated by KICD.</w:t>
+              <w:t xml:space="preserve">Learners learned that the iodine test and Benedict test are reliable, reproducible chemical tests for specific carbohydrate types; that starch and reducing sugars are chemically different and require different enzymes (amylase for starch, other enzymes for resulting sugars); and that the ripening of a banana involves conversion of starch to reducing sugars, linking biology to the chemistry of everyday Kenyan foods.</w:t>
             </w:r>
           </w:p>
         </w:tc>
@@ -1075,7 +1075,7 @@
                 <w:sz w:val="18"/>
                 <w:szCs w:val="18"/>
               </w:rPr>
-              <w:t xml:space="preserve">Food tests are diagnostic tools that reveal the molecular composition of food — they make the invisible (molecules) observable. This lesson provides the evidential foundation for understanding digestion: by comparing test results before and after enzyme treatment, learners can empirically confirm that chemical digestion converts starch (large, insoluble) into reducing sugars (small, soluble). This directly links to the anchoring phenomenon — the ugali on the plate contains starch that tests blue-black with iodine, but the glucose absorbed into the bloodstream would not. The transformation between these two states is digestion. Learners update the DQB: 'We now have chemical evidence that starch is broken down into sugars.' Teacher note: Connect to Kenyan agricultural context — farmers at Mwea Irrigation Scheme grow rice (another starch source) and the same iodine test would confirm starch in rice flour.</w:t>
+              <w:t xml:space="preserve">Learners explained that the starch in ugali is the primary substrate for salivary amylase in the mouth and pancreatic amylase in the small intestine; that the reducing sugars produced by amylase action represent the product of successful carbohydrate digestion; and that their food test evidence directly supports the enzyme-specificity principle established in Lesson 3 — each enzyme acts on a specific substrate, and the substrates are chemically real and detectable in the actual foods of the anchoring phenomenon meal.</w:t>
             </w:r>
           </w:p>
         </w:tc>
@@ -1160,7 +1160,7 @@
                 <w:sz w:val="18"/>
                 <w:szCs w:val="18"/>
               </w:rPr>
-              <w:t xml:space="preserve">Learners perform Biuret test on a nyama choma (meat) extract and a control (water): meat extract turns violet/purple, confirming protein presence; water remains blue. Learners perform the ethanol emulsion test on a fat-containing sample (cooking oil diluted in ethanol, then water added): a milky-white emulsion forms, confirming fat presence; water control remains clear. Learners also test sukuma wiki extract for protein (mild positive — reflects lower protein content than meat) and compare results across all Kenyan meal components. Teacher facilitates a class results table and asks: 'Which nutrient is most concentrated in nyama choma? Which is most concentrated in ugali? What does this suggest about how different parts of the meal serve different functions in the body?'</w:t>
+              <w:t xml:space="preserve">Learners observed that nyama choma extract and milk turned violet with Biuret reagent (positive for protein), while ugali extract remained blue (negative). Butter and cooking oil produced a milky-white emulsion with the ethanol emulsion test (positive for fat), while sukuma wiki gave a faint emulsion and ugali gave none. These results were consistent across all class groups.</w:t>
             </w:r>
           </w:p>
         </w:tc>
@@ -1192,7 +1192,7 @@
                 <w:sz w:val="18"/>
                 <w:szCs w:val="18"/>
               </w:rPr>
-              <w:t xml:space="preserve">The Biuret test detects proteins: Biuret reagent (NaOH + CuSO₄) reacts with peptide bonds; violet/purple = protein present; blue = protein absent. The ethanol emulsion test detects fats/lipids: fat dissolves in ethanol; when water is added, the fat re-precipitates as a milky-white emulsion; no emulsion = no fat. Combining all four food tests (iodine, Benedict's, Biuret, ethanol emulsion) allows complete nutritional profiling of any food. Nyama choma is protein- and fat-rich; ugali is starch-rich; sukuma wiki provides vitamins, minerals, and some protein. Each nutrient requires a different digestive strategy — proteins need proteases, fats need lipase and bile, starch needs amylases. Teacher note: Highlight that food tests identify nutrient CLASS, not specific molecules — Biuret detects all proteins, not specifically myosin or actin from meat.</w:t>
+              <w:t xml:space="preserve">Proteins contain peptide bonds that coordinate with copper ions in Biuret reagent to produce a violet colour. Fats dissolve in ethanol and form a milky emulsion when the ethanol solution is poured into water. The presence of protein in nyama choma explains why the stomach secretes pepsin (a protease) activated by hydrochloric acid. The presence of fat explains why bile salts (emulsification) and lipase (chemical digestion) are both needed in the small intestine — fat digestion is delayed compared to starch and protein digestion because fat must be emulsified first.</w:t>
             </w:r>
           </w:p>
         </w:tc>
@@ -1224,7 +1224,7 @@
                 <w:sz w:val="18"/>
                 <w:szCs w:val="18"/>
               </w:rPr>
-              <w:t xml:space="preserve">Food tests complete the evidential toolkit learners need to understand WHY the digestive system has different enzymes for different regions: because different nutrients are chemically distinct and require different enzymatic strategies. The Kenyan meal is a nutritionally diverse input — starch (ugali), protein (nyama choma), fat (cooking oil/meat fat), vitamins (sukuma wiki) — and the digestive system's structural and chemical complexity is a direct adaptation to this diversity. This lesson resolves the DQB question 'How does the body know which enzyme to use?' — the answer is structural: each region produces only the enzymes appropriate to its substrate. Learners update the DQB and begin to see the full system. Teacher note: Ask learners to predict what food test result would occur if a person had a condition preventing lipase production — wait 10 seconds, cold-call 3 learners.</w:t>
+              <w:t xml:space="preserve">The Ugali and Sukuma Wiki meal contains all four major nutrient classes: starch (confirmed in Lesson 4), reducing sugars (Lesson 4), protein (today's Biuret test on nyama choma and bean broth), and fat (today's ethanol emulsion test on cooking oil and butter). This explains part of the puzzle: the body 'knows' which chemical to release at each stage because each region of the alimentary canal is matched to the specific nutrient chemistry present — salivary amylase in the mouth for starch, pepsin in the stomach for protein, and bile plus lipase in the small intestine for fat. The meal's nutrient profile drives the digestive system's regional specialisation.</w:t>
             </w:r>
           </w:p>
         </w:tc>
@@ -1309,7 +1309,7 @@
                 <w:sz w:val="18"/>
                 <w:szCs w:val="18"/>
               </w:rPr>
-              <w:t xml:space="preserve">Teacher displays a cross-sectional diagram (or physical model) of the small intestine showing villi and microvilli. Learners calculate: if a 6-metre small intestine had no villi, its absorptive surface area would be approximately 0.33 m²; with villi and microvilli, it is approximately 200 m² — roughly the size of a volleyball court. Learners observe diagrams showing the lacteal (for fat absorption), capillary network (for glucose and amino acid absorption), and thin epithelial wall (one cell thick — short diffusion distance). Teacher also shows a diagram of the stomach wall (rugae for expansion, goblet cells for mucus protecting against self-digestion by HCl). Teacher asks: 'How does each structural feature directly improve the efficiency of digestion or absorption?'</w:t>
+              <w:t xml:space="preserve">Learners examined labelled diagrams and photomicrographs of three structural features: (1) villi and microvilli (brush border) of the small intestinal wall, showing finger-like projections, internal capillary networks, and lacteals; (2) rugae folds of the stomach wall and the goblet-cell mucus layer; and (3) the cardiac and pyloric sphincters at the entry and exit of the stomach.</w:t>
             </w:r>
           </w:p>
         </w:tc>
@@ -1341,7 +1341,7 @@
                 <w:sz w:val="18"/>
                 <w:szCs w:val="18"/>
               </w:rPr>
-              <w:t xml:space="preserve">The small intestine has multiple structural adaptations for maximum absorption: (1) villi — finger-like projections increasing surface area ~10-fold; (2) microvilli (brush border) — further increasing surface area ~20-fold; (3) thin epithelium — one cell thick, minimising diffusion distance; (4) rich capillary network — maintaining concentration gradient for glucose and amino acid absorption; (5) lacteals — absorbing fatty acids and glycerol into the lymphatic system. The stomach is adapted with: rugae (folds allowing expansion to ~1.5L after a large githeri meal); goblet cells secreting mucus (preventing self-digestion by pepsin and HCl); oxyntic cells secreting HCl (activating pepsinogen → pepsin). When adaptations fail — e.g., coeliac disease destroying villi, or H. pylori bacteria degrading mucus — malabsorption and ulcers result. Teacher note: The 'adaptation failure' component directly addresses the DQB's 'what happens when adaptations fail?' clause — do not skip this.</w:t>
+              <w:t xml:space="preserve">The small intestine's villi and microvilli increase its absorptive surface area by up to 600-fold, allowing a 3 cm wide tube to absorb all glucose (from ugali starch), amino acids, and fatty acids (from nyama choma) efficiently. The stomach's rugae allow it to expand and maximise contact with food during churning, while the mucus lining (from goblet cells) and the secretion of pepsin as inactive pepsinogen prevent the stomach from digesting its own wall. The cardiac sphincter prevents stomach acid from refluxing into the oesophagus, while the pyloric sphincter controls the rate at which partially digested chyme enters the small intestine, ensuring enzymes have time to act.</w:t>
             </w:r>
           </w:p>
         </w:tc>
@@ -1373,7 +1373,7 @@
                 <w:sz w:val="18"/>
                 <w:szCs w:val="18"/>
               </w:rPr>
-              <w:t xml:space="preserve">This lesson is the structural climax of the unit: every adaptation described is a direct answer to the driving question. The digestive system is not generically constructed — it is precisely engineered at the microscopic level to maximise the absorption of nutrients from a complex meal. The villi of a Kenyan farmer in Kericho absorbing glucose from ugali and amino acids from beans function identically to those of an athlete in Iten absorbing protein after training — the structure is universal, but its efficiency can be compromised by disease, malnutrition, or parasitic infection (e.g., hookworm damaging intestinal lining, prevalent in parts of Kenya). Learners update the DQB with structural evidence. Teacher note: Cold-call 5 learners to match each structural feature to its specific function before moving to model building — allow 15 seconds wait time per question.</w:t>
+              <w:t xml:space="preserve">The puzzle of how a narrow small intestine absorbs all nutrients from a Kenyan meal is resolved by structural adaptation: massive surface area amplification through villi and microvilli means the intestinal lining contacts and absorbs digested nutrients at an extraordinary rate. The stomach's self-protection mechanisms (mucus, pepsinogen) explain why the body does not digest itself despite producing powerful acid and proteases. The sphincters explain how the body 'knows' when to move food from one region to the next — they are mechanical gatekeepers that coordinate timing across the alimentary canal. Together, these structural adaptations answer two of the original DQB questions from Lesson 1 and set up the investigation of what happens when these adaptations fail.</w:t>
             </w:r>
           </w:p>
         </w:tc>
@@ -1458,7 +1458,7 @@
                 <w:sz w:val="18"/>
                 <w:szCs w:val="18"/>
               </w:rPr>
-              <w:t xml:space="preserve">Learners work in groups to construct a 3D model of the human digestive system using locally available materials (cardboard, string, balloons, clay, maize husks, fabric). Each group must represent: (1) at least 4 organs of the alimentary canal with correct relative sizes and positions; (2) at least 3 enzymes with their region and substrate labelled; (3) at least 2 structural adaptations (e.g., villi, rugae); (4) the pathway of at least one nutrient from the Kenyan meal (e.g., starch from ugali → mouth → small intestine → bloodstream). Groups observe each other's models in a gallery walk, using a structured peer-review protocol: 'One thing that is scientifically accurate,' 'One thing that needs revision,' 'One question I still have.'</w:t>
+              <w:t xml:space="preserve">Learners observed — through the act of physical construction — that the alimentary canal is a continuous, regionally specialised tube in which each section has a distinct shape, size, and lining (e.g., thick muscular stomach wall vs. thin, villi-lined small intestine) that directly corresponds to its function. They also observed, via peer-assessment feedback, which organs and processes their classmates struggled most to represent accurately (commonly: accessory organs — liver, gall bladder, pancreas — and the dual role of bile as an emulsifier, not an enzyme).</w:t>
             </w:r>
           </w:p>
         </w:tc>
@@ -1490,7 +1490,7 @@
                 <w:sz w:val="18"/>
                 <w:szCs w:val="18"/>
               </w:rPr>
-              <w:t xml:space="preserve">Learners integrate knowledge from all six prior lessons into a single coherent explanatory model: digestion is both mechanical (teeth, stomach churning) and chemical (enzymes); enzymes are region-specific and pH-dependent; structural adaptations (villi, microvilli, rugae, mucus) directly serve digestive and absorptive functions; different nutrients from the Kenyan meal follow different absorption pathways (glucose/amino acids → capillaries → portal vein → liver; fatty acids/glycerol → lacteals → lymphatic system). The model-building process surfaces remaining misconceptions and gaps, which are addressed during the gallery walk debrief. Teacher note: Circulate during construction and ask probing questions: 'Where exactly does the starch in this ugali piece first encounter an enzyme?' and 'Show me where the protein from this nyama choma piece gets absorbed.' Allow 5–7 minutes minimum for independent group work before intervening.</w:t>
+              <w:t xml:space="preserve">Learners consolidated and integrated knowledge from six prior lessons into a single explanatory model: (1) digestion is both mechanical (teeth, stomach churning, peristalsis) and chemical (enzyme-catalysed) and both strategies are needed to fully process ugali, sukuma wiki, and nyama choma; (2) enzymes are region-specific — salivary amylase acts in the mouth on the starch in ugali, pepsin acts in the stomach's acidic environment on the proteins in nyama choma, and pancreatic lipase (after bile emulsification) acts in the small intestine on fats; (3) the small intestine's villi are the structural adaptation that solves the 'invisible machinery' puzzle — massively increasing surface area for absorption without increasing the tube's outer diameter; and (4) sphincters act as valves that control the rate of movement between regions, giving each section time to complete its specific task.</w:t>
             </w:r>
           </w:p>
         </w:tc>
@@ -1522,7 +1522,7 @@
                 <w:sz w:val="18"/>
                 <w:szCs w:val="18"/>
               </w:rPr>
-              <w:t xml:space="preserve">Model building is a core NGSS Science and Engineering Practice (Developing and Using Models). The 3D model externalises internal understanding — it makes learners' mental models visible, allowing the teacher to diagnose misconceptions in real time. The act of deciding 'where to put the villi' and 'how to show enzyme specificity' requires deeper processing than passive note-taking. The gallery walk introduces collaborative peer assessment, a KICD-mandated competency. The Kenyan meal remains the anchor: every organ represented should be evaluated by the question 'What does this organ do to the ugali, sukuma wiki, or nyama choma?' Teacher note: Groups that produce incomplete or inaccurate models should not be corrected immediately — use the gallery walk peer questions to guide self-correction. Only intervene if a fundamental misconception (e.g., 'digestion happens in the liver') would mislead other groups.</w:t>
+              <w:t xml:space="preserve">The 3D model provides a unified physical answer to the anchoring phenomenon: the ugali-and-sukuma-wiki meal does not encounter 'single uniform processing' — instead, it passes through a precisely sequenced series of chemically distinct micro-environments, each releasing the right enzyme at the right pH for the right substrate. The body 'knows' which chemical to release at each stage because each organ's cells are genetically programmed to secrete specific enzymes in response to specific food stimuli (a concept flagged as extending beyond this lesson). Carbohydrates (ugali starch) are partially digested in the mouth and completed in the small intestine; proteins (nyama choma) require the stomach's acid activation of pepsinogen before digestion can begin — explaining why protein digestion takes longer. The villi of the small intestine are the answer to how a 3 cm tube absorbs all nutrients without 'visible machinery': the machinery is microscopic, folded into the wall itself.</w:t>
             </w:r>
           </w:p>
         </w:tc>
@@ -1607,7 +1607,7 @@
                 <w:sz w:val="18"/>
                 <w:szCs w:val="18"/>
               </w:rPr>
-              <w:t xml:space="preserve">Teacher returns to the original DQB from Lesson 1. Learners re-examine every sticky note posted during the unit — sorting into: 'We now know this and can explain it,' 'We partially understand this,' and 'This is still genuinely unknown to us.' The class constructs a collective final answer to the driving question by tracing the fate of ugali, sukuma wiki, and nyama choma through the entire digestive system — from mechanical breakdown in the mouth to villi absorption in the small intestine to waste elimination. Teacher also revisits the 'adaptation failure' clause: learners explain what happens when villi are destroyed (coeliac disease — malabsorption of all nutrients), when mucus is insufficient (peptic ulcers — stomach acid erodes lining), and when enzyme production fails (e.g., lactase deficiency — inability to digest milk sugar, relevant to some Kenyan communities).</w:t>
+              <w:t xml:space="preserve">Learners observed a brick-red/orange colour change when Benedict's solution was added to a simulated digested-ugali sample (glucose solution) and heated in a water bath — providing direct chemical evidence that the starch in ugali has been broken down into reducing sugars (glucose) by the action of amylase enzymes during digestion.</w:t>
             </w:r>
           </w:p>
         </w:tc>
@@ -1639,7 +1639,7 @@
                 <w:sz w:val="18"/>
                 <w:szCs w:val="18"/>
               </w:rPr>
-              <w:t xml:space="preserve">The human digestive system is structurally and chemically adapted at every region to process the specific nutrients in a Kenyan meal: mechanical digestion (teeth, stomach) increases surface area for enzyme action; chemical digestion (salivary amylase, pepsin, pancreatic enzymes, lipase) sequentially breaks macromolecules into absorbable monomers; the small intestine's villi and microvilli maximise absorption surface area (up to 200 m²); different nutrients are absorbed via different pathways (capillaries vs. lacteals). When these adaptations fail, specific, predictable consequences follow — malabsorption, ulceration, or nutrient deficiency. Learners can now fully answer the driving question with mechanistic, evidence-based explanations drawing on food test data, structural diagrams, enzyme specificity, and their 3D models. Teacher note: The assessment in this lesson should be formative-to-summative — use the DQB resolution as a structured oral assessment before any written component.</w:t>
+              <w:t xml:space="preserve">The human digestive system is structurally and chemically adapted at every region to process the specific nutrients in a Kenyan meal: mechanical digestion (teeth, stomach churning) and chemical digestion (region-specific enzymes — salivary amylase, pepsin, pancreatic amylase, lipase, trypsin) break ugali starch, sukuma wiki fibre, and nyama choma protein into absorbable monomers; villi and microvilli of the ileum (surface area increased up to 600-fold) absorb these monomers into the bloodstream; and protective adaptations (mucus lining, HCl regulation, sphincters) prevent self-digestion and control the rate of passage.</w:t>
             </w:r>
           </w:p>
         </w:tc>
@@ -1671,7 +1671,7 @@
                 <w:sz w:val="18"/>
                 <w:szCs w:val="18"/>
               </w:rPr>
-              <w:t xml:space="preserve">This lesson completes the explanatory arc of the unit. The driving question was intentionally designed to have two clauses — 'how is the system adapted' and 'what happens when adaptations fail' — because science education requires learners to understand both normal function and dysfunction. A Kenyan health context makes this personally relevant: peptic ulcers are common in Kenya (often linked to H. pylori infection and NSAID use); coeliac disease is underdiagnosed; enzyme deficiencies affect nutritional status. By connecting digestive system biology to real Kenyan health outcomes, learners see science as a tool for understanding their own bodies and communities. Teacher note: Close the unit by asking learners to write a 'letter to a friend' explaining — in plain Swahili or English — why a person with damaged villi would feel tired and malnourished even if they are eating enough ugali and nyama choma. This transfer task is the highest-order assessment of the unit's core learning.</w:t>
+              <w:t xml:space="preserve">The Ugali and Sukuma Wiki Puzzle is now fully explained: (1) The body 'knows' which chemical to release at each stage because digestion is controlled by a precise, region-specific enzyme system — each enzyme is secreted only where its substrate arrives, triggered by hormonal and neural signals; (2) Carbohydrates digest faster than proteins because salivary and pancreatic amylase act on the relatively simple glycosidic bonds of ugali starch from the moment the meal enters the mouth, while proteins in nyama choma require the more complex, sequential action of pepsin (acidic, stomach), trypsin and chymotrypsin (alkaline, small intestine); (3) The body avoids digesting itself through mucus lining the stomach and intestinal walls, secretion of inactive enzyme precursors (zymogens) that activate only in the correct environment, and the alkaline mucus secreted by Brunner's glands in the duodenum that neutralises stomach acid before it contacts the intestinal wall.</w:t>
             </w:r>
           </w:p>
         </w:tc>
@@ -1795,7 +1795,7 @@
         </w:rPr>
         <w:t xml:space="preserve">© 2026 SeaVuria and ARES. This work is licensed under a </w:t>
       </w:r>
-      <w:hyperlink w:history="1" r:id="rIdrsxjnx9n0nrlccbpjfa_4">
+      <w:hyperlink w:history="1" r:id="rId4l3pvl1ye1lgfnkb8mkah">
         <w:r>
           <w:rPr>
             <w:rFonts w:ascii="Arial" w:cs="Arial" w:eastAsia="Arial" w:hAnsi="Arial"/>
@@ -1815,7 +1815,7 @@
         </w:rPr>
         <w:t xml:space="preserve"> (</w:t>
       </w:r>
-      <w:hyperlink w:history="1" r:id="rId3y4fehga0_u8-1um-r2qh">
+      <w:hyperlink w:history="1" r:id="rId0ei8pymomoykhoprk32rn">
         <w:r>
           <w:rPr>
             <w:rFonts w:ascii="Arial" w:cs="Arial" w:eastAsia="Arial" w:hAnsi="Arial"/>
@@ -1835,7 +1835,7 @@
         </w:rPr>
         <w:t xml:space="preserve">). To view a copy of this license, visit </w:t>
       </w:r>
-      <w:hyperlink w:history="1" r:id="rId9g2k5j25banspmvxwczvv">
+      <w:hyperlink w:history="1" r:id="rId8bzbklebmmt8fejurb8tw">
         <w:r>
           <w:rPr>
             <w:rFonts w:ascii="Arial" w:cs="Arial" w:eastAsia="Arial" w:hAnsi="Arial"/>

--- a/data/outputs/v2/General_Science/SS1.3_Nutrition_in_Animals/General_Science_Nutrition_in_Animals_SummaryTable.docx
+++ b/data/outputs/v2/General_Science/SS1.3_Nutrition_in_Animals/General_Science_Nutrition_in_Animals_SummaryTable.docx
@@ -926,7 +926,7 @@
                 <w:sz w:val="18"/>
                 <w:szCs w:val="18"/>
               </w:rPr>
-              <w:t xml:space="preserve">This explains the first major puzzle from the anchoring phenomenon: the body does NOT release one general-purpose chemical into the digestive system. Instead, it 'knows' which chemical to deploy at each stage because specific enzymes are produced by specific glands and secreted only at specific locations along the alimentary canal. The ugali's starch, the nyama choma's protein, and the sukuma wiki's fats are each handled by different enzymes in different regions — this regional chemical specialisation is the body's solution to the challenge of digesting a complex, mixed Kenyan meal.</w:t>
+              <w:t xml:space="preserve">This explains the first major puzzle from the anchoring phenomenon: the body does NOT release one general-purpose chemical into the digestive system. Instead, it 'knows' which chemical to deploy at each stage because specific enzymes are produced by specific glands and secreted only at specific locations along the alimentary canal. The ugali's starch, the nyama choma's protein, and the fat in the cooking oil are each handled by different enzymes in different regions — this regional chemical specialisation is the body's solution to the challenge of digesting a complex, mixed Kenyan meal.</w:t>
             </w:r>
           </w:p>
         </w:tc>
@@ -1795,7 +1795,7 @@
         </w:rPr>
         <w:t xml:space="preserve">© 2026 SeaVuria and ARES. This work is licensed under a </w:t>
       </w:r>
-      <w:hyperlink w:history="1" r:id="rId4l3pvl1ye1lgfnkb8mkah">
+      <w:hyperlink w:history="1" r:id="rId3qnsr2bfjpnzxj1tc5hpw">
         <w:r>
           <w:rPr>
             <w:rFonts w:ascii="Arial" w:cs="Arial" w:eastAsia="Arial" w:hAnsi="Arial"/>
@@ -1815,7 +1815,7 @@
         </w:rPr>
         <w:t xml:space="preserve"> (</w:t>
       </w:r>
-      <w:hyperlink w:history="1" r:id="rId0ei8pymomoykhoprk32rn">
+      <w:hyperlink w:history="1" r:id="rIdwjyj0i9paj0xqzqgnz0zz">
         <w:r>
           <w:rPr>
             <w:rFonts w:ascii="Arial" w:cs="Arial" w:eastAsia="Arial" w:hAnsi="Arial"/>
@@ -1835,7 +1835,7 @@
         </w:rPr>
         <w:t xml:space="preserve">). To view a copy of this license, visit </w:t>
       </w:r>
-      <w:hyperlink w:history="1" r:id="rId8bzbklebmmt8fejurb8tw">
+      <w:hyperlink w:history="1" r:id="rIdxoqrdwgl8zqi6gtadmw8a">
         <w:r>
           <w:rPr>
             <w:rFonts w:ascii="Arial" w:cs="Arial" w:eastAsia="Arial" w:hAnsi="Arial"/>

--- a/data/outputs/v2/General_Science/SS1.3_Nutrition_in_Animals/General_Science_Nutrition_in_Animals_SummaryTable.docx
+++ b/data/outputs/v2/General_Science/SS1.3_Nutrition_in_Animals/General_Science_Nutrition_in_Animals_SummaryTable.docx
@@ -1795,7 +1795,7 @@
         </w:rPr>
         <w:t xml:space="preserve">© 2026 SeaVuria and ARES. This work is licensed under a </w:t>
       </w:r>
-      <w:hyperlink w:history="1" r:id="rId3qnsr2bfjpnzxj1tc5hpw">
+      <w:hyperlink w:history="1" r:id="rIdakru6ko5yfbk_n5mrbyy2">
         <w:r>
           <w:rPr>
             <w:rFonts w:ascii="Arial" w:cs="Arial" w:eastAsia="Arial" w:hAnsi="Arial"/>
@@ -1815,7 +1815,7 @@
         </w:rPr>
         <w:t xml:space="preserve"> (</w:t>
       </w:r>
-      <w:hyperlink w:history="1" r:id="rIdwjyj0i9paj0xqzqgnz0zz">
+      <w:hyperlink w:history="1" r:id="rIdejkqq4gvimu906f84bafz">
         <w:r>
           <w:rPr>
             <w:rFonts w:ascii="Arial" w:cs="Arial" w:eastAsia="Arial" w:hAnsi="Arial"/>
@@ -1835,7 +1835,7 @@
         </w:rPr>
         <w:t xml:space="preserve">). To view a copy of this license, visit </w:t>
       </w:r>
-      <w:hyperlink w:history="1" r:id="rIdxoqrdwgl8zqi6gtadmw8a">
+      <w:hyperlink w:history="1" r:id="rId3kwjpfc8f8clvfalhwfix">
         <w:r>
           <w:rPr>
             <w:rFonts w:ascii="Arial" w:cs="Arial" w:eastAsia="Arial" w:hAnsi="Arial"/>

--- a/data/outputs/v2/General_Science/SS1.3_Nutrition_in_Animals/General_Science_Nutrition_in_Animals_SummaryTable.docx
+++ b/data/outputs/v2/General_Science/SS1.3_Nutrition_in_Animals/General_Science_Nutrition_in_Animals_SummaryTable.docx
@@ -1795,7 +1795,7 @@
         </w:rPr>
         <w:t xml:space="preserve">© 2026 SeaVuria and ARES. This work is licensed under a </w:t>
       </w:r>
-      <w:hyperlink w:history="1" r:id="rIdakru6ko5yfbk_n5mrbyy2">
+      <w:hyperlink w:history="1" r:id="rIdazjw4shl71tuouvhh3vuf">
         <w:r>
           <w:rPr>
             <w:rFonts w:ascii="Arial" w:cs="Arial" w:eastAsia="Arial" w:hAnsi="Arial"/>
@@ -1815,7 +1815,7 @@
         </w:rPr>
         <w:t xml:space="preserve"> (</w:t>
       </w:r>
-      <w:hyperlink w:history="1" r:id="rIdejkqq4gvimu906f84bafz">
+      <w:hyperlink w:history="1" r:id="rIdqzttnjf4aykggycnlc2zx">
         <w:r>
           <w:rPr>
             <w:rFonts w:ascii="Arial" w:cs="Arial" w:eastAsia="Arial" w:hAnsi="Arial"/>
@@ -1835,7 +1835,7 @@
         </w:rPr>
         <w:t xml:space="preserve">). To view a copy of this license, visit </w:t>
       </w:r>
-      <w:hyperlink w:history="1" r:id="rId3kwjpfc8f8clvfalhwfix">
+      <w:hyperlink w:history="1" r:id="rId-autmpmi9oszr7yxsyoq7">
         <w:r>
           <w:rPr>
             <w:rFonts w:ascii="Arial" w:cs="Arial" w:eastAsia="Arial" w:hAnsi="Arial"/>

--- a/data/outputs/v2/General_Science/SS1.3_Nutrition_in_Animals/General_Science_Nutrition_in_Animals_SummaryTable.docx
+++ b/data/outputs/v2/General_Science/SS1.3_Nutrition_in_Animals/General_Science_Nutrition_in_Animals_SummaryTable.docx
@@ -1795,7 +1795,7 @@
         </w:rPr>
         <w:t xml:space="preserve">© 2026 SeaVuria and ARES. This work is licensed under a </w:t>
       </w:r>
-      <w:hyperlink w:history="1" r:id="rIdazjw4shl71tuouvhh3vuf">
+      <w:hyperlink w:history="1" r:id="rIdrnqbnswohltqnslhlxxwn">
         <w:r>
           <w:rPr>
             <w:rFonts w:ascii="Arial" w:cs="Arial" w:eastAsia="Arial" w:hAnsi="Arial"/>
@@ -1815,7 +1815,7 @@
         </w:rPr>
         <w:t xml:space="preserve"> (</w:t>
       </w:r>
-      <w:hyperlink w:history="1" r:id="rIdqzttnjf4aykggycnlc2zx">
+      <w:hyperlink w:history="1" r:id="rIdqerlggeck2dqhuxhdoiba">
         <w:r>
           <w:rPr>
             <w:rFonts w:ascii="Arial" w:cs="Arial" w:eastAsia="Arial" w:hAnsi="Arial"/>
@@ -1835,7 +1835,7 @@
         </w:rPr>
         <w:t xml:space="preserve">). To view a copy of this license, visit </w:t>
       </w:r>
-      <w:hyperlink w:history="1" r:id="rId-autmpmi9oszr7yxsyoq7">
+      <w:hyperlink w:history="1" r:id="rIdo2so8dqyiblpe8gmiobbh">
         <w:r>
           <w:rPr>
             <w:rFonts w:ascii="Arial" w:cs="Arial" w:eastAsia="Arial" w:hAnsi="Arial"/>

--- a/data/outputs/v2/General_Science/SS1.3_Nutrition_in_Animals/General_Science_Nutrition_in_Animals_SummaryTable.docx
+++ b/data/outputs/v2/General_Science/SS1.3_Nutrition_in_Animals/General_Science_Nutrition_in_Animals_SummaryTable.docx
@@ -4,6 +4,7 @@
   <w:body>
     <w:p>
       <w:pPr>
+        <w:keepNext w:val="false"/>
         <w:spacing w:after="30" w:before="0"/>
         <w:jc w:val="center"/>
       </w:pPr>
@@ -23,6 +24,7 @@
     </w:p>
     <w:p>
       <w:pPr>
+        <w:keepNext w:val="false"/>
         <w:spacing w:after="60" w:before="0"/>
         <w:jc w:val="center"/>
       </w:pPr>
@@ -81,6 +83,7 @@
           </w:tcPr>
           <w:p>
             <w:pPr>
+              <w:keepNext w:val="false"/>
               <w:spacing w:after="40" w:before="0"/>
               <w:jc w:val="center"/>
             </w:pPr>
@@ -115,6 +118,7 @@
           </w:tcPr>
           <w:p>
             <w:pPr>
+              <w:keepNext w:val="false"/>
               <w:spacing w:after="40" w:before="0"/>
               <w:jc w:val="left"/>
             </w:pPr>
@@ -147,6 +151,7 @@
           </w:tcPr>
           <w:p>
             <w:pPr>
+              <w:keepNext w:val="false"/>
               <w:spacing w:after="40" w:before="0"/>
               <w:jc w:val="left"/>
             </w:pPr>
@@ -181,6 +186,7 @@
           </w:tcPr>
           <w:p>
             <w:pPr>
+              <w:keepNext w:val="false"/>
               <w:spacing w:after="40" w:before="0"/>
               <w:jc w:val="left"/>
             </w:pPr>
@@ -213,6 +219,7 @@
           </w:tcPr>
           <w:p>
             <w:pPr>
+              <w:keepNext w:val="false"/>
               <w:spacing w:after="40" w:before="0"/>
               <w:jc w:val="left"/>
             </w:pPr>
@@ -273,6 +280,7 @@
           </w:tcPr>
           <w:p>
             <w:pPr>
+              <w:keepNext w:val="false"/>
               <w:spacing w:after="40" w:before="0"/>
               <w:jc w:val="center"/>
             </w:pPr>
@@ -307,6 +315,7 @@
           </w:tcPr>
           <w:p>
             <w:pPr>
+              <w:keepNext w:val="false"/>
               <w:spacing w:after="40" w:before="0"/>
               <w:jc w:val="left"/>
             </w:pPr>
@@ -369,6 +378,7 @@
           </w:tcPr>
           <w:p>
             <w:pPr>
+              <w:keepNext w:val="false"/>
               <w:spacing w:after="40" w:before="0"/>
               <w:jc w:val="left"/>
             </w:pPr>
@@ -401,6 +411,7 @@
           </w:tcPr>
           <w:p>
             <w:pPr>
+              <w:keepNext w:val="false"/>
               <w:spacing w:after="40" w:before="0"/>
               <w:jc w:val="left"/>
             </w:pPr>
@@ -433,6 +444,7 @@
           </w:tcPr>
           <w:p>
             <w:pPr>
+              <w:keepNext w:val="false"/>
               <w:spacing w:after="40" w:before="0"/>
               <w:jc w:val="left"/>
             </w:pPr>
@@ -465,6 +477,7 @@
           </w:tcPr>
           <w:p>
             <w:pPr>
+              <w:keepNext w:val="false"/>
               <w:spacing w:after="40" w:before="0"/>
               <w:jc w:val="left"/>
             </w:pPr>
@@ -499,6 +512,7 @@
           </w:tcPr>
           <w:p>
             <w:pPr>
+              <w:keepNext w:val="false"/>
               <w:spacing w:after="40" w:before="0"/>
               <w:jc w:val="left"/>
             </w:pPr>
@@ -518,6 +532,7 @@
           </w:p>
           <w:p>
             <w:pPr>
+              <w:keepNext w:val="false"/>
               <w:spacing w:after="40" w:before="0"/>
               <w:jc w:val="left"/>
             </w:pPr>
@@ -550,6 +565,7 @@
           </w:tcPr>
           <w:p>
             <w:pPr>
+              <w:keepNext w:val="false"/>
               <w:spacing w:after="40" w:before="0"/>
               <w:jc w:val="left"/>
             </w:pPr>
@@ -582,6 +598,7 @@
           </w:tcPr>
           <w:p>
             <w:pPr>
+              <w:keepNext w:val="false"/>
               <w:spacing w:after="40" w:before="0"/>
               <w:jc w:val="left"/>
             </w:pPr>
@@ -614,6 +631,7 @@
           </w:tcPr>
           <w:p>
             <w:pPr>
+              <w:keepNext w:val="false"/>
               <w:spacing w:after="40" w:before="0"/>
               <w:jc w:val="left"/>
             </w:pPr>
@@ -648,6 +666,7 @@
           </w:tcPr>
           <w:p>
             <w:pPr>
+              <w:keepNext w:val="false"/>
               <w:spacing w:after="40" w:before="0"/>
               <w:jc w:val="left"/>
             </w:pPr>
@@ -667,6 +686,7 @@
           </w:p>
           <w:p>
             <w:pPr>
+              <w:keepNext w:val="false"/>
               <w:spacing w:after="40" w:before="0"/>
               <w:jc w:val="left"/>
             </w:pPr>
@@ -699,6 +719,7 @@
           </w:tcPr>
           <w:p>
             <w:pPr>
+              <w:keepNext w:val="false"/>
               <w:spacing w:after="40" w:before="0"/>
               <w:jc w:val="left"/>
             </w:pPr>
@@ -731,6 +752,7 @@
           </w:tcPr>
           <w:p>
             <w:pPr>
+              <w:keepNext w:val="false"/>
               <w:spacing w:after="40" w:before="0"/>
               <w:jc w:val="left"/>
             </w:pPr>
@@ -763,6 +785,7 @@
           </w:tcPr>
           <w:p>
             <w:pPr>
+              <w:keepNext w:val="false"/>
               <w:spacing w:after="40" w:before="0"/>
               <w:jc w:val="left"/>
             </w:pPr>
@@ -797,6 +820,7 @@
           </w:tcPr>
           <w:p>
             <w:pPr>
+              <w:keepNext w:val="false"/>
               <w:spacing w:after="40" w:before="0"/>
               <w:jc w:val="left"/>
             </w:pPr>
@@ -816,6 +840,7 @@
           </w:p>
           <w:p>
             <w:pPr>
+              <w:keepNext w:val="false"/>
               <w:spacing w:after="40" w:before="0"/>
               <w:jc w:val="left"/>
             </w:pPr>
@@ -848,6 +873,7 @@
           </w:tcPr>
           <w:p>
             <w:pPr>
+              <w:keepNext w:val="false"/>
               <w:spacing w:after="40" w:before="0"/>
               <w:jc w:val="left"/>
             </w:pPr>
@@ -880,6 +906,7 @@
           </w:tcPr>
           <w:p>
             <w:pPr>
+              <w:keepNext w:val="false"/>
               <w:spacing w:after="40" w:before="0"/>
               <w:jc w:val="left"/>
             </w:pPr>
@@ -912,6 +939,7 @@
           </w:tcPr>
           <w:p>
             <w:pPr>
+              <w:keepNext w:val="false"/>
               <w:spacing w:after="40" w:before="0"/>
               <w:jc w:val="left"/>
             </w:pPr>
@@ -946,6 +974,7 @@
           </w:tcPr>
           <w:p>
             <w:pPr>
+              <w:keepNext w:val="false"/>
               <w:spacing w:after="40" w:before="0"/>
               <w:jc w:val="left"/>
             </w:pPr>
@@ -965,6 +994,7 @@
           </w:p>
           <w:p>
             <w:pPr>
+              <w:keepNext w:val="false"/>
               <w:spacing w:after="40" w:before="0"/>
               <w:jc w:val="left"/>
             </w:pPr>
@@ -997,6 +1027,7 @@
           </w:tcPr>
           <w:p>
             <w:pPr>
+              <w:keepNext w:val="false"/>
               <w:spacing w:after="40" w:before="0"/>
               <w:jc w:val="left"/>
             </w:pPr>
@@ -1029,6 +1060,7 @@
           </w:tcPr>
           <w:p>
             <w:pPr>
+              <w:keepNext w:val="false"/>
               <w:spacing w:after="40" w:before="0"/>
               <w:jc w:val="left"/>
             </w:pPr>
@@ -1061,6 +1093,7 @@
           </w:tcPr>
           <w:p>
             <w:pPr>
+              <w:keepNext w:val="false"/>
               <w:spacing w:after="40" w:before="0"/>
               <w:jc w:val="left"/>
             </w:pPr>
@@ -1095,6 +1128,7 @@
           </w:tcPr>
           <w:p>
             <w:pPr>
+              <w:keepNext w:val="false"/>
               <w:spacing w:after="40" w:before="0"/>
               <w:jc w:val="left"/>
             </w:pPr>
@@ -1114,6 +1148,7 @@
           </w:p>
           <w:p>
             <w:pPr>
+              <w:keepNext w:val="false"/>
               <w:spacing w:after="40" w:before="0"/>
               <w:jc w:val="left"/>
             </w:pPr>
@@ -1146,6 +1181,7 @@
           </w:tcPr>
           <w:p>
             <w:pPr>
+              <w:keepNext w:val="false"/>
               <w:spacing w:after="40" w:before="0"/>
               <w:jc w:val="left"/>
             </w:pPr>
@@ -1178,6 +1214,7 @@
           </w:tcPr>
           <w:p>
             <w:pPr>
+              <w:keepNext w:val="false"/>
               <w:spacing w:after="40" w:before="0"/>
               <w:jc w:val="left"/>
             </w:pPr>
@@ -1210,6 +1247,7 @@
           </w:tcPr>
           <w:p>
             <w:pPr>
+              <w:keepNext w:val="false"/>
               <w:spacing w:after="40" w:before="0"/>
               <w:jc w:val="left"/>
             </w:pPr>
@@ -1244,6 +1282,7 @@
           </w:tcPr>
           <w:p>
             <w:pPr>
+              <w:keepNext w:val="false"/>
               <w:spacing w:after="40" w:before="0"/>
               <w:jc w:val="left"/>
             </w:pPr>
@@ -1263,6 +1302,7 @@
           </w:p>
           <w:p>
             <w:pPr>
+              <w:keepNext w:val="false"/>
               <w:spacing w:after="40" w:before="0"/>
               <w:jc w:val="left"/>
             </w:pPr>
@@ -1295,6 +1335,7 @@
           </w:tcPr>
           <w:p>
             <w:pPr>
+              <w:keepNext w:val="false"/>
               <w:spacing w:after="40" w:before="0"/>
               <w:jc w:val="left"/>
             </w:pPr>
@@ -1327,6 +1368,7 @@
           </w:tcPr>
           <w:p>
             <w:pPr>
+              <w:keepNext w:val="false"/>
               <w:spacing w:after="40" w:before="0"/>
               <w:jc w:val="left"/>
             </w:pPr>
@@ -1359,6 +1401,7 @@
           </w:tcPr>
           <w:p>
             <w:pPr>
+              <w:keepNext w:val="false"/>
               <w:spacing w:after="40" w:before="0"/>
               <w:jc w:val="left"/>
             </w:pPr>
@@ -1393,6 +1436,7 @@
           </w:tcPr>
           <w:p>
             <w:pPr>
+              <w:keepNext w:val="false"/>
               <w:spacing w:after="40" w:before="0"/>
               <w:jc w:val="left"/>
             </w:pPr>
@@ -1412,6 +1456,7 @@
           </w:p>
           <w:p>
             <w:pPr>
+              <w:keepNext w:val="false"/>
               <w:spacing w:after="40" w:before="0"/>
               <w:jc w:val="left"/>
             </w:pPr>
@@ -1444,6 +1489,7 @@
           </w:tcPr>
           <w:p>
             <w:pPr>
+              <w:keepNext w:val="false"/>
               <w:spacing w:after="40" w:before="0"/>
               <w:jc w:val="left"/>
             </w:pPr>
@@ -1476,6 +1522,7 @@
           </w:tcPr>
           <w:p>
             <w:pPr>
+              <w:keepNext w:val="false"/>
               <w:spacing w:after="40" w:before="0"/>
               <w:jc w:val="left"/>
             </w:pPr>
@@ -1508,6 +1555,7 @@
           </w:tcPr>
           <w:p>
             <w:pPr>
+              <w:keepNext w:val="false"/>
               <w:spacing w:after="40" w:before="0"/>
               <w:jc w:val="left"/>
             </w:pPr>
@@ -1542,6 +1590,7 @@
           </w:tcPr>
           <w:p>
             <w:pPr>
+              <w:keepNext w:val="false"/>
               <w:spacing w:after="40" w:before="0"/>
               <w:jc w:val="left"/>
             </w:pPr>
@@ -1561,6 +1610,7 @@
           </w:p>
           <w:p>
             <w:pPr>
+              <w:keepNext w:val="false"/>
               <w:spacing w:after="40" w:before="0"/>
               <w:jc w:val="left"/>
             </w:pPr>
@@ -1593,6 +1643,7 @@
           </w:tcPr>
           <w:p>
             <w:pPr>
+              <w:keepNext w:val="false"/>
               <w:spacing w:after="40" w:before="0"/>
               <w:jc w:val="left"/>
             </w:pPr>
@@ -1625,6 +1676,7 @@
           </w:tcPr>
           <w:p>
             <w:pPr>
+              <w:keepNext w:val="false"/>
               <w:spacing w:after="40" w:before="0"/>
               <w:jc w:val="left"/>
             </w:pPr>
@@ -1657,6 +1709,7 @@
           </w:tcPr>
           <w:p>
             <w:pPr>
+              <w:keepNext w:val="false"/>
               <w:spacing w:after="40" w:before="0"/>
               <w:jc w:val="left"/>
             </w:pPr>
@@ -1795,7 +1848,7 @@
         </w:rPr>
         <w:t xml:space="preserve">© 2026 SeaVuria and ARES. This work is licensed under a </w:t>
       </w:r>
-      <w:hyperlink w:history="1" r:id="rIdrnqbnswohltqnslhlxxwn">
+      <w:hyperlink w:history="1" r:id="rIdani0o9cyx5a_8tsez5gf8">
         <w:r>
           <w:rPr>
             <w:rFonts w:ascii="Arial" w:cs="Arial" w:eastAsia="Arial" w:hAnsi="Arial"/>
@@ -1815,7 +1868,7 @@
         </w:rPr>
         <w:t xml:space="preserve"> (</w:t>
       </w:r>
-      <w:hyperlink w:history="1" r:id="rIdqerlggeck2dqhuxhdoiba">
+      <w:hyperlink w:history="1" r:id="rIdb5mckfp3tsqr5rejrtukf">
         <w:r>
           <w:rPr>
             <w:rFonts w:ascii="Arial" w:cs="Arial" w:eastAsia="Arial" w:hAnsi="Arial"/>
@@ -1835,7 +1888,7 @@
         </w:rPr>
         <w:t xml:space="preserve">). To view a copy of this license, visit </w:t>
       </w:r>
-      <w:hyperlink w:history="1" r:id="rIdo2so8dqyiblpe8gmiobbh">
+      <w:hyperlink w:history="1" r:id="rId-qsk7mdxgwmth9uckzzic">
         <w:r>
           <w:rPr>
             <w:rFonts w:ascii="Arial" w:cs="Arial" w:eastAsia="Arial" w:hAnsi="Arial"/>

--- a/data/outputs/v2/General_Science/SS1.3_Nutrition_in_Animals/General_Science_Nutrition_in_Animals_SummaryTable.docx
+++ b/data/outputs/v2/General_Science/SS1.3_Nutrition_in_Animals/General_Science_Nutrition_in_Animals_SummaryTable.docx
@@ -1848,7 +1848,7 @@
         </w:rPr>
         <w:t xml:space="preserve">© 2026 SeaVuria and ARES. This work is licensed under a </w:t>
       </w:r>
-      <w:hyperlink w:history="1" r:id="rIdani0o9cyx5a_8tsez5gf8">
+      <w:hyperlink w:history="1" r:id="rIdu0dzmec7baufv59v8cbr3">
         <w:r>
           <w:rPr>
             <w:rFonts w:ascii="Arial" w:cs="Arial" w:eastAsia="Arial" w:hAnsi="Arial"/>
@@ -1868,7 +1868,7 @@
         </w:rPr>
         <w:t xml:space="preserve"> (</w:t>
       </w:r>
-      <w:hyperlink w:history="1" r:id="rIdb5mckfp3tsqr5rejrtukf">
+      <w:hyperlink w:history="1" r:id="rIdynm3rmt9gkyc32r4rh3gy">
         <w:r>
           <w:rPr>
             <w:rFonts w:ascii="Arial" w:cs="Arial" w:eastAsia="Arial" w:hAnsi="Arial"/>
@@ -1888,7 +1888,7 @@
         </w:rPr>
         <w:t xml:space="preserve">). To view a copy of this license, visit </w:t>
       </w:r>
-      <w:hyperlink w:history="1" r:id="rId-qsk7mdxgwmth9uckzzic">
+      <w:hyperlink w:history="1" r:id="rIdsvpeuus12o0fg_vnvfj06">
         <w:r>
           <w:rPr>
             <w:rFonts w:ascii="Arial" w:cs="Arial" w:eastAsia="Arial" w:hAnsi="Arial"/>
